--- a/docs/Agent-Factory-Blueprint.docx
+++ b/docs/Agent-Factory-Blueprint.docx
@@ -1685,7 +1685,7 @@
           <w:sz w:val="21"/>
           <w:szCs w:val="21"/>
         </w:rPr>
-        <w:t xml:space="preserve">Claude API — every LLM call in the pipeline: Intake's parsing/clarification, Build's generation, Test's grading and adversarial probing</w:t>
+        <w:t xml:space="preserve">Euri AI gateway (OpenAI-compatible) — every LLM call in the pipeline: Intake's parsing/clarification, Build's generation, Test's grading and adversarial probing. Model is picked per use case in code, never one model hardcoded globally</w:t>
       </w:r>
     </w:p>
     <w:p>
